--- a/١٠ - أدلّة استخدام المنصة/بنين/دليل استخدام المنصة — مدير المجمع — ابن خلدون.docx
+++ b/١٠ - أدلّة استخدام المنصة/بنين/دليل استخدام المنصة — مدير المجمع — ابن خلدون.docx
@@ -915,7 +915,7 @@
       <w:r>
         <w:drawing>
           <wp:inline xmlns:a="http://schemas.openxmlformats.org/drawingml/2006/main" xmlns:pic="http://schemas.openxmlformats.org/drawingml/2006/picture">
-            <wp:extent cx="6399870" cy="3960000"/>
+            <wp:extent cx="6030273" cy="3960000"/>
             <wp:docPr id="3" name="Picture 3"/>
             <wp:cNvGraphicFramePr>
               <a:graphicFrameLocks noChangeAspect="1"/>
@@ -936,7 +936,7 @@
                   <pic:spPr>
                     <a:xfrm>
                       <a:off x="0" y="0"/>
-                      <a:ext cx="6399870" cy="3960000"/>
+                      <a:ext cx="6030273" cy="3960000"/>
                     </a:xfrm>
                     <a:prstGeom prst="rect"/>
                   </pic:spPr>
@@ -1063,7 +1063,7 @@
       <w:r>
         <w:drawing>
           <wp:inline xmlns:a="http://schemas.openxmlformats.org/drawingml/2006/main" xmlns:pic="http://schemas.openxmlformats.org/drawingml/2006/picture">
-            <wp:extent cx="6209577" cy="3960000"/>
+            <wp:extent cx="5934077" cy="3960000"/>
             <wp:docPr id="4" name="Picture 4"/>
             <wp:cNvGraphicFramePr>
               <a:graphicFrameLocks noChangeAspect="1"/>
@@ -1084,7 +1084,7 @@
                   <pic:spPr>
                     <a:xfrm>
                       <a:off x="0" y="0"/>
-                      <a:ext cx="6209577" cy="3960000"/>
+                      <a:ext cx="5934077" cy="3960000"/>
                     </a:xfrm>
                     <a:prstGeom prst="rect"/>
                   </pic:spPr>
@@ -1211,7 +1211,7 @@
       <w:r>
         <w:drawing>
           <wp:inline xmlns:a="http://schemas.openxmlformats.org/drawingml/2006/main" xmlns:pic="http://schemas.openxmlformats.org/drawingml/2006/picture">
-            <wp:extent cx="6399870" cy="3960000"/>
+            <wp:extent cx="6030273" cy="3960000"/>
             <wp:docPr id="5" name="Picture 5"/>
             <wp:cNvGraphicFramePr>
               <a:graphicFrameLocks noChangeAspect="1"/>
@@ -1232,7 +1232,7 @@
                   <pic:spPr>
                     <a:xfrm>
                       <a:off x="0" y="0"/>
-                      <a:ext cx="6399870" cy="3960000"/>
+                      <a:ext cx="6030273" cy="3960000"/>
                     </a:xfrm>
                     <a:prstGeom prst="rect"/>
                   </pic:spPr>

--- a/١٠ - أدلّة استخدام المنصة/بنين/دليل استخدام المنصة — مدير المجمع — ابن خلدون.docx
+++ b/١٠ - أدلّة استخدام المنصة/بنين/دليل استخدام المنصة — مدير المجمع — ابن خلدون.docx
@@ -99,7 +99,7 @@
           <w:szCs w:val="20"/>
           <w:rtl/>
         </w:rPr>
-        <w:t xml:space="preserve"> لا مدرسةٌ واحدة. وأنت من «الفريق المعاون»: ترصد الحصصَ التي </w:t>
+        <w:t xml:space="preserve"> لا مدرسةٌ واحدة، وترصد </w:t>
       </w:r>
       <w:r>
         <w:rPr>
@@ -111,7 +111,7 @@
           <w:bCs/>
           <w:rtl/>
         </w:rPr>
-        <w:t>لا مشرفَ لتخصصها</w:t>
+        <w:t>أيَّ حصةٍ فيه</w:t>
       </w:r>
       <w:r>
         <w:rPr>
@@ -122,7 +122,7 @@
           <w:szCs w:val="20"/>
           <w:rtl/>
         </w:rPr>
-        <w:t xml:space="preserve"> — وهي خمسُ حصصٍ من كل خمسٍ وعشرين تقريباً، ولولا الفريق المعاون لبقيت بلا تقييم.</w:t>
+        <w:t>: لك استمارتُك المستقلةُ بدرجتها واسمِك، لا يمحوها مقيّمٌ آخر. والدرجةُ المعتمدةُ للحصة متوسطُ من رصدها.</w:t>
       </w:r>
     </w:p>
     <w:tbl>
@@ -782,7 +782,7 @@
           <w:bCs/>
           <w:rtl/>
         </w:rPr>
-        <w:t xml:space="preserve">  اعرف ما يقع عليك</w:t>
+        <w:t xml:space="preserve">  اعرف ما يحتاجك أولاً</w:t>
       </w:r>
     </w:p>
     <w:p>
@@ -840,7 +840,7 @@
           <w:szCs w:val="19"/>
           <w:rtl/>
         </w:rPr>
-        <w:t>وهذه وحدَها ما ترصده — ومعك فيها الوكيلُ التعليميُّ ومديرُ المدرسة.</w:t>
+        <w:t>وهذه أولى ما تبدأ به — إذ لا أحدَ سواك ومن معك يرصدها.</w:t>
       </w:r>
     </w:p>
     <w:tbl>
@@ -894,7 +894,7 @@
                 <w:bCs/>
                 <w:rtl/>
               </w:rPr>
-              <w:t>⛔  ما له مشرفٌ مختصٌّ لا ترصده: استمارتُه لا تُفتح لك، وهذا هو الصواب.</w:t>
+              <w:t>⛔  وترصد غيرَها أيضاً: الاستمارةُ تُفتح لك على أي حصةٍ في مجمعك.</w:t>
             </w:r>
           </w:p>
         </w:tc>
@@ -993,7 +993,7 @@
           <w:bCs/>
           <w:rtl/>
         </w:rPr>
-        <w:t xml:space="preserve">  ارصد حصةَ الفجوة</w:t>
+        <w:t xml:space="preserve">  ارصد الحصة</w:t>
       </w:r>
     </w:p>
     <w:p>
@@ -1022,7 +1022,7 @@
           <w:szCs w:val="19"/>
           <w:rtl/>
         </w:rPr>
-        <w:t>افتح الحصةَ من التقرير، وصفتُك «مدير المجمع» تُملأ من دورك تلقائياً.</w:t>
+        <w:t>افتح الحصةَ، وصفتُك «مدير المجمع» تُملأ من دورك تلقائياً.</w:t>
       </w:r>
     </w:p>
     <w:p>
@@ -1053,6 +1053,69 @@
         </w:rPr>
         <w:t>املأ الاستمارةَ وبطاقةَ الإستراتيجية، ثم اعتمد النتيجة.</w:t>
       </w:r>
+    </w:p>
+    <w:tbl>
+      <w:tblPr>
+        <w:bidiVisual/>
+        <w:tblW w:w="5000" w:type="pct"/>
+        <w:jc w:val="center"/>
+        <w:tblBorders>
+          <w:top w:val="single" w:sz="8" w:space="0" w:color="E6B8B8"/>
+          <w:left w:val="single" w:sz="8" w:space="0" w:color="E6B8B8"/>
+          <w:bottom w:val="single" w:sz="8" w:space="0" w:color="E6B8B8"/>
+          <w:right w:val="single" w:sz="8" w:space="0" w:color="E6B8B8"/>
+          <w:insideH w:val="single" w:sz="4" w:space="0" w:color="C9D2DE"/>
+          <w:insideV w:val="single" w:sz="4" w:space="0" w:color="C9D2DE"/>
+        </w:tblBorders>
+        <w:tblLayout w:type="fixed"/>
+        <w:tblCellMar>
+          <w:top w:w="14" w:type="dxa"/>
+          <w:left w:w="70" w:type="dxa"/>
+          <w:bottom w:w="14" w:type="dxa"/>
+          <w:right w:w="70" w:type="dxa"/>
+        </w:tblCellMar>
+        <w:tblLook w:firstColumn="1" w:firstRow="1" w:lastColumn="0" w:lastRow="0" w:noHBand="0" w:noVBand="1" w:val="04A0"/>
+      </w:tblPr>
+      <w:tblGrid>
+        <w:gridCol w:w="10771"/>
+      </w:tblGrid>
+      <w:tr>
+        <w:trPr>
+          <w:cantSplit/>
+        </w:trPr>
+        <w:tc>
+          <w:tcPr>
+            <w:tcW w:w="5000" w:type="pct"/>
+            <w:shd w:val="clear" w:color="auto" w:fill="FDF3F3"/>
+            <w:vAlign w:val="center"/>
+          </w:tcPr>
+          <w:p>
+            <w:pPr>
+              <w:bidi/>
+              <w:spacing w:before="0" w:after="0" w:line="242" w:lineRule="exact"/>
+            </w:pPr>
+            <w:r/>
+            <w:r>
+              <w:rPr>
+                <w:rFonts w:ascii="Dubai" w:hAnsi="Dubai" w:cs="Dubai" w:eastAsia="Dubai"/>
+                <w:b/>
+                <w:color w:val="C00000"/>
+                <w:sz w:val="18"/>
+                <w:szCs w:val="18"/>
+                <w:bCs/>
+                <w:rtl/>
+              </w:rPr>
+              <w:t>⛔  استمارتُك باسمك وحدك — ومن رصدها معك تظهر درجتُه بجوار درجتك.</w:t>
+            </w:r>
+          </w:p>
+        </w:tc>
+      </w:tr>
+    </w:tbl>
+    <w:p>
+      <w:pPr>
+        <w:bidi/>
+        <w:spacing w:before="0" w:after="80"/>
+      </w:pPr>
     </w:p>
     <w:p>
       <w:pPr>
@@ -1427,7 +1490,7 @@
                 <w:szCs w:val="18"/>
                 <w:rtl/>
               </w:rPr>
-              <w:t>لها مشرفٌ مختصٌّ بالاسم — والرصدُ له. وأنت ترصد ما لا مشرفَ لتخصصه.</w:t>
+              <w:t>هي خارجَ مجمعك — والرصدُ لمن الحصةُ في نطاقه. وما كان في مجمعك فاستمارتُه تُفتح لك.</w:t>
             </w:r>
           </w:p>
         </w:tc>
@@ -1633,7 +1696,7 @@
           <w:szCs w:val="18"/>
           <w:rtl/>
         </w:rPr>
-        <w:t>أنت — فمن رصد اعتمد. ولا يعتمد درجةً من لم يملأ استمارتَها.</w:t>
+        <w:t>أنت — فمن رصد اعتمد. وإن رصدها معك غيرُك فالدرجةُ المعتمدةُ متوسطُ الدرجتين.</w:t>
       </w:r>
     </w:p>
     <w:tbl>

--- a/١٠ - أدلّة استخدام المنصة/بنين/دليل استخدام المنصة — مدير المجمع — ابن خلدون.docx
+++ b/١٠ - أدلّة استخدام المنصة/بنين/دليل استخدام المنصة — مدير المجمع — ابن خلدون.docx
@@ -915,7 +915,7 @@
       <w:r>
         <w:drawing>
           <wp:inline xmlns:a="http://schemas.openxmlformats.org/drawingml/2006/main" xmlns:pic="http://schemas.openxmlformats.org/drawingml/2006/picture">
-            <wp:extent cx="6030273" cy="3960000"/>
+            <wp:extent cx="5934077" cy="3960000"/>
             <wp:docPr id="3" name="Picture 3"/>
             <wp:cNvGraphicFramePr>
               <a:graphicFrameLocks noChangeAspect="1"/>
@@ -936,7 +936,7 @@
                   <pic:spPr>
                     <a:xfrm>
                       <a:off x="0" y="0"/>
-                      <a:ext cx="6030273" cy="3960000"/>
+                      <a:ext cx="5934077" cy="3960000"/>
                     </a:xfrm>
                     <a:prstGeom prst="rect"/>
                   </pic:spPr>
@@ -1274,7 +1274,7 @@
       <w:r>
         <w:drawing>
           <wp:inline xmlns:a="http://schemas.openxmlformats.org/drawingml/2006/main" xmlns:pic="http://schemas.openxmlformats.org/drawingml/2006/picture">
-            <wp:extent cx="6030273" cy="3960000"/>
+            <wp:extent cx="5934077" cy="3960000"/>
             <wp:docPr id="5" name="Picture 5"/>
             <wp:cNvGraphicFramePr>
               <a:graphicFrameLocks noChangeAspect="1"/>
@@ -1295,7 +1295,7 @@
                   <pic:spPr>
                     <a:xfrm>
                       <a:off x="0" y="0"/>
-                      <a:ext cx="6030273" cy="3960000"/>
+                      <a:ext cx="5934077" cy="3960000"/>
                     </a:xfrm>
                     <a:prstGeom prst="rect"/>
                   </pic:spPr>
